--- a/Homeworks/ДомашняяРабота4.docx
+++ b/Homeworks/ДомашняяРабота4.docx
@@ -1,6 +1,6 @@
 
 <file path=word/document.xml><?xml version="1.0" encoding="utf-8"?>
-<w:document xmlns:wpc="http://schemas.microsoft.com/office/word/2010/wordprocessingCanvas" xmlns:cx="http://schemas.microsoft.com/office/drawing/2014/chartex" xmlns:mc="http://schemas.openxmlformats.org/markup-compatibility/2006" xmlns:o="urn:schemas-microsoft-com:office:office" xmlns:r="http://schemas.openxmlformats.org/officeDocument/2006/relationships" xmlns:m="http://schemas.openxmlformats.org/officeDocument/2006/math" xmlns:v="urn:schemas-microsoft-com:vml" xmlns:wp14="http://schemas.microsoft.com/office/word/2010/wordprocessingDrawing" xmlns:wp="http://schemas.openxmlformats.org/drawingml/2006/wordprocessingDrawing" xmlns:w10="urn:schemas-microsoft-com:office:word" xmlns:w="http://schemas.openxmlformats.org/wordprocessingml/2006/main" xmlns:w14="http://schemas.microsoft.com/office/word/2010/wordml" xmlns:w15="http://schemas.microsoft.com/office/word/2012/wordml" xmlns:w16se="http://schemas.microsoft.com/office/word/2015/wordml/symex" xmlns:wpg="http://schemas.microsoft.com/office/word/2010/wordprocessingGroup" xmlns:wpi="http://schemas.microsoft.com/office/word/2010/wordprocessingInk" xmlns:wne="http://schemas.microsoft.com/office/word/2006/wordml" xmlns:wps="http://schemas.microsoft.com/office/word/2010/wordprocessingShape" mc:Ignorable="w14 w15 w16se wp14">
+<w:document xmlns:wpc="http://schemas.microsoft.com/office/word/2010/wordprocessingCanvas" xmlns:cx="http://schemas.microsoft.com/office/drawing/2014/chartex" xmlns:cx1="http://schemas.microsoft.com/office/drawing/2015/9/8/chartex" xmlns:cx2="http://schemas.microsoft.com/office/drawing/2015/10/21/chartex" xmlns:cx3="http://schemas.microsoft.com/office/drawing/2016/5/9/chartex" xmlns:cx4="http://schemas.microsoft.com/office/drawing/2016/5/10/chartex" xmlns:cx5="http://schemas.microsoft.com/office/drawing/2016/5/11/chartex" xmlns:cx6="http://schemas.microsoft.com/office/drawing/2016/5/12/chartex" xmlns:cx7="http://schemas.microsoft.com/office/drawing/2016/5/13/chartex" xmlns:cx8="http://schemas.microsoft.com/office/drawing/2016/5/14/chartex" xmlns:mc="http://schemas.openxmlformats.org/markup-compatibility/2006" xmlns:aink="http://schemas.microsoft.com/office/drawing/2016/ink" xmlns:am3d="http://schemas.microsoft.com/office/drawing/2017/model3d" xmlns:o="urn:schemas-microsoft-com:office:office" xmlns:r="http://schemas.openxmlformats.org/officeDocument/2006/relationships" xmlns:m="http://schemas.openxmlformats.org/officeDocument/2006/math" xmlns:v="urn:schemas-microsoft-com:vml" xmlns:wp14="http://schemas.microsoft.com/office/word/2010/wordprocessingDrawing" xmlns:wp="http://schemas.openxmlformats.org/drawingml/2006/wordprocessingDrawing" xmlns:w10="urn:schemas-microsoft-com:office:word" xmlns:w="http://schemas.openxmlformats.org/wordprocessingml/2006/main" xmlns:w14="http://schemas.microsoft.com/office/word/2010/wordml" xmlns:w15="http://schemas.microsoft.com/office/word/2012/wordml" xmlns:w16cid="http://schemas.microsoft.com/office/word/2016/wordml/cid" xmlns:w16se="http://schemas.microsoft.com/office/word/2015/wordml/symex" xmlns:wpg="http://schemas.microsoft.com/office/word/2010/wordprocessingGroup" xmlns:wpi="http://schemas.microsoft.com/office/word/2010/wordprocessingInk" xmlns:wne="http://schemas.microsoft.com/office/word/2006/wordml" xmlns:wps="http://schemas.microsoft.com/office/word/2010/wordprocessingShape" mc:Ignorable="w14 w15 w16se w16cid wp14">
   <w:body>
     <w:p>
       <w:r>
@@ -937,7 +937,15 @@
           </w:tcPr>
           <w:p>
             <w:r>
-              <w:t>Если стойкий блочный шифр имеет ключ длины 128 бит и размер блока 128 бит то он является абсолютно стойким.</w:t>
+              <w:t xml:space="preserve">Если стойкий блочный шифр имеет ключ длины 128 бит и размер блока 128 </w:t>
+            </w:r>
+            <w:bookmarkStart w:id="1" w:name="_GoBack"/>
+            <w:bookmarkEnd w:id="1"/>
+            <w:r>
+              <w:t>бит,</w:t>
+            </w:r>
+            <w:r>
+              <w:t xml:space="preserve"> то он является абсолютно стойким.</w:t>
             </w:r>
           </w:p>
         </w:tc>
@@ -1083,7 +1091,7 @@
           </w:rPr>
           <m:t>F:</m:t>
         </m:r>
-        <w:bookmarkStart w:id="1" w:name="OLE_LINK1"/>
+        <w:bookmarkStart w:id="2" w:name="OLE_LINK1"/>
         <m:r>
           <w:rPr>
             <w:rFonts w:ascii="Cambria Math" w:hAnsi="Cambria Math"/>
@@ -1097,7 +1105,7 @@
         </w:rPr>
         <w:t xml:space="preserve"> </w:t>
       </w:r>
-      <w:bookmarkEnd w:id="1"/>
+      <w:bookmarkEnd w:id="2"/>
       <w:r>
         <w:rPr>
           <w:rFonts w:eastAsiaTheme="minorEastAsia"/>
@@ -1462,6 +1470,12 @@
         </w:rPr>
         <w:t>Докажите</w:t>
       </w:r>
+      <w:r>
+        <w:rPr>
+          <w:rFonts w:eastAsiaTheme="minorEastAsia"/>
+        </w:rPr>
+        <w:t>.</w:t>
+      </w:r>
     </w:p>
     <w:tbl>
       <w:tblPr>
@@ -1863,14 +1877,6 @@
         </w:rPr>
         <w:t>? Для каждого алгоритма предоставить доказательство стойкости или атаку.</w:t>
       </w:r>
-    </w:p>
-    <w:p>
-      <w:pPr>
-        <w:pStyle w:val="a3"/>
-        <w:rPr>
-          <w:rFonts w:eastAsiaTheme="minorEastAsia"/>
-        </w:rPr>
-      </w:pPr>
     </w:p>
     <w:tbl>
       <w:tblPr>
@@ -3055,12 +3061,14 @@
             <w:tcW w:w="562" w:type="dxa"/>
           </w:tcPr>
           <w:p>
+            <w:proofErr w:type="spellStart"/>
             <w:r>
               <w:rPr>
                 <w:lang w:val="en-US"/>
               </w:rPr>
               <w:t>i</w:t>
             </w:r>
+            <w:proofErr w:type="spellEnd"/>
           </w:p>
         </w:tc>
         <w:tc>
@@ -3730,6 +3738,7 @@
         </w:rPr>
         <w:t xml:space="preserve"> - </w:t>
       </w:r>
+      <w:proofErr w:type="spellStart"/>
       <w:r>
         <w:rPr>
           <w:rFonts w:eastAsiaTheme="minorEastAsia"/>
@@ -3740,7 +3749,14 @@
         <w:rPr>
           <w:rFonts w:eastAsiaTheme="minorEastAsia"/>
         </w:rPr>
-        <w:t xml:space="preserve">полиномиальная. Построим </w:t>
+        <w:t>полиномиальная</w:t>
+      </w:r>
+      <w:proofErr w:type="spellEnd"/>
+      <w:r>
+        <w:rPr>
+          <w:rFonts w:eastAsiaTheme="minorEastAsia"/>
+        </w:rPr>
+        <w:t xml:space="preserve">. Построим </w:t>
       </w:r>
       <m:oMath>
         <m:sSup>
@@ -3958,6 +3974,13 @@
             <m:r>
               <w:rPr>
                 <w:rFonts w:ascii="Cambria Math" w:eastAsiaTheme="minorEastAsia" w:hAnsi="Cambria Math"/>
+                <w:lang w:val="en-US"/>
+              </w:rPr>
+              <m:t>:</m:t>
+            </m:r>
+            <m:r>
+              <w:rPr>
+                <w:rFonts w:ascii="Cambria Math" w:eastAsiaTheme="minorEastAsia" w:hAnsi="Cambria Math"/>
               </w:rPr>
               <m:t xml:space="preserve">   F</m:t>
             </m:r>
@@ -4050,8 +4073,6 @@
         </w:rPr>
         <w:t xml:space="preserve"> зависит от использованного ключа.</w:t>
       </w:r>
-      <w:bookmarkStart w:id="2" w:name="_GoBack"/>
-      <w:bookmarkEnd w:id="2"/>
     </w:p>
     <w:p>
       <w:pPr>
@@ -4692,7 +4713,7 @@
 </file>
 
 <file path=word/numbering.xml><?xml version="1.0" encoding="utf-8"?>
-<w:numbering xmlns:wpc="http://schemas.microsoft.com/office/word/2010/wordprocessingCanvas" xmlns:cx="http://schemas.microsoft.com/office/drawing/2014/chartex" xmlns:mc="http://schemas.openxmlformats.org/markup-compatibility/2006" xmlns:o="urn:schemas-microsoft-com:office:office" xmlns:r="http://schemas.openxmlformats.org/officeDocument/2006/relationships" xmlns:m="http://schemas.openxmlformats.org/officeDocument/2006/math" xmlns:v="urn:schemas-microsoft-com:vml" xmlns:wp14="http://schemas.microsoft.com/office/word/2010/wordprocessingDrawing" xmlns:wp="http://schemas.openxmlformats.org/drawingml/2006/wordprocessingDrawing" xmlns:w10="urn:schemas-microsoft-com:office:word" xmlns:w="http://schemas.openxmlformats.org/wordprocessingml/2006/main" xmlns:w14="http://schemas.microsoft.com/office/word/2010/wordml" xmlns:w15="http://schemas.microsoft.com/office/word/2012/wordml" xmlns:w16se="http://schemas.microsoft.com/office/word/2015/wordml/symex" xmlns:wpg="http://schemas.microsoft.com/office/word/2010/wordprocessingGroup" xmlns:wpi="http://schemas.microsoft.com/office/word/2010/wordprocessingInk" xmlns:wne="http://schemas.microsoft.com/office/word/2006/wordml" xmlns:wps="http://schemas.microsoft.com/office/word/2010/wordprocessingShape" mc:Ignorable="w14 w15 w16se wp14">
+<w:numbering xmlns:wpc="http://schemas.microsoft.com/office/word/2010/wordprocessingCanvas" xmlns:cx="http://schemas.microsoft.com/office/drawing/2014/chartex" xmlns:cx1="http://schemas.microsoft.com/office/drawing/2015/9/8/chartex" xmlns:cx2="http://schemas.microsoft.com/office/drawing/2015/10/21/chartex" xmlns:cx3="http://schemas.microsoft.com/office/drawing/2016/5/9/chartex" xmlns:cx4="http://schemas.microsoft.com/office/drawing/2016/5/10/chartex" xmlns:cx5="http://schemas.microsoft.com/office/drawing/2016/5/11/chartex" xmlns:cx6="http://schemas.microsoft.com/office/drawing/2016/5/12/chartex" xmlns:cx7="http://schemas.microsoft.com/office/drawing/2016/5/13/chartex" xmlns:cx8="http://schemas.microsoft.com/office/drawing/2016/5/14/chartex" xmlns:mc="http://schemas.openxmlformats.org/markup-compatibility/2006" xmlns:aink="http://schemas.microsoft.com/office/drawing/2016/ink" xmlns:am3d="http://schemas.microsoft.com/office/drawing/2017/model3d" xmlns:o="urn:schemas-microsoft-com:office:office" xmlns:r="http://schemas.openxmlformats.org/officeDocument/2006/relationships" xmlns:m="http://schemas.openxmlformats.org/officeDocument/2006/math" xmlns:v="urn:schemas-microsoft-com:vml" xmlns:wp14="http://schemas.microsoft.com/office/word/2010/wordprocessingDrawing" xmlns:wp="http://schemas.openxmlformats.org/drawingml/2006/wordprocessingDrawing" xmlns:w10="urn:schemas-microsoft-com:office:word" xmlns:w="http://schemas.openxmlformats.org/wordprocessingml/2006/main" xmlns:w14="http://schemas.microsoft.com/office/word/2010/wordml" xmlns:w15="http://schemas.microsoft.com/office/word/2012/wordml" xmlns:w16cid="http://schemas.microsoft.com/office/word/2016/wordml/cid" xmlns:w16se="http://schemas.microsoft.com/office/word/2015/wordml/symex" xmlns:wpg="http://schemas.microsoft.com/office/word/2010/wordprocessingGroup" xmlns:wpi="http://schemas.microsoft.com/office/word/2010/wordprocessingInk" xmlns:wne="http://schemas.microsoft.com/office/word/2006/wordml" xmlns:wps="http://schemas.microsoft.com/office/word/2010/wordprocessingShape" mc:Ignorable="w14 w15 w16se w16cid wp14">
   <w:abstractNum w:abstractNumId="0" w15:restartNumberingAfterBreak="0">
     <w:nsid w:val="035927E2"/>
     <w:multiLevelType w:val="hybridMultilevel"/>
@@ -4881,7 +4902,7 @@
 </file>
 
 <file path=word/styles.xml><?xml version="1.0" encoding="utf-8"?>
-<w:styles xmlns:mc="http://schemas.openxmlformats.org/markup-compatibility/2006" xmlns:r="http://schemas.openxmlformats.org/officeDocument/2006/relationships" xmlns:w="http://schemas.openxmlformats.org/wordprocessingml/2006/main" xmlns:w14="http://schemas.microsoft.com/office/word/2010/wordml" xmlns:w15="http://schemas.microsoft.com/office/word/2012/wordml" xmlns:w16se="http://schemas.microsoft.com/office/word/2015/wordml/symex" mc:Ignorable="w14 w15 w16se">
+<w:styles xmlns:mc="http://schemas.openxmlformats.org/markup-compatibility/2006" xmlns:r="http://schemas.openxmlformats.org/officeDocument/2006/relationships" xmlns:w="http://schemas.openxmlformats.org/wordprocessingml/2006/main" xmlns:w14="http://schemas.microsoft.com/office/word/2010/wordml" xmlns:w15="http://schemas.microsoft.com/office/word/2012/wordml" xmlns:w16cid="http://schemas.microsoft.com/office/word/2016/wordml/cid" xmlns:w16se="http://schemas.microsoft.com/office/word/2015/wordml/symex" mc:Ignorable="w14 w15 w16se w16cid">
   <w:docDefaults>
     <w:rPrDefault>
       <w:rPr>
@@ -4897,7 +4918,7 @@
       </w:pPr>
     </w:pPrDefault>
   </w:docDefaults>
-  <w:latentStyles w:defLockedState="0" w:defUIPriority="99" w:defSemiHidden="0" w:defUnhideWhenUsed="0" w:defQFormat="0" w:count="371">
+  <w:latentStyles w:defLockedState="0" w:defUIPriority="99" w:defSemiHidden="0" w:defUnhideWhenUsed="0" w:defQFormat="0" w:count="375">
     <w:lsdException w:name="Normal" w:uiPriority="0" w:qFormat="1"/>
     <w:lsdException w:name="heading 1" w:uiPriority="9" w:qFormat="1"/>
     <w:lsdException w:name="heading 2" w:semiHidden="1" w:uiPriority="9" w:unhideWhenUsed="1" w:qFormat="1"/>
@@ -5003,7 +5024,6 @@
     <w:lsdException w:name="HTML Sample" w:semiHidden="1" w:unhideWhenUsed="1"/>
     <w:lsdException w:name="HTML Typewriter" w:semiHidden="1" w:unhideWhenUsed="1"/>
     <w:lsdException w:name="HTML Variable" w:semiHidden="1" w:unhideWhenUsed="1"/>
-    <w:lsdException w:name="Normal Table" w:semiHidden="1" w:unhideWhenUsed="1"/>
     <w:lsdException w:name="annotation subject" w:semiHidden="1" w:unhideWhenUsed="1"/>
     <w:lsdException w:name="No List" w:semiHidden="1" w:unhideWhenUsed="1"/>
     <w:lsdException w:name="Outline List 1" w:semiHidden="1" w:unhideWhenUsed="1"/>
@@ -5047,10 +5067,8 @@
     <w:lsdException w:name="Table Elegant" w:semiHidden="1" w:unhideWhenUsed="1"/>
     <w:lsdException w:name="Table Professional" w:semiHidden="1" w:unhideWhenUsed="1"/>
     <w:lsdException w:name="Table Subtle 1" w:semiHidden="1" w:unhideWhenUsed="1"/>
-    <w:lsdException w:name="Table Subtle 2" w:semiHidden="1" w:unhideWhenUsed="1"/>
     <w:lsdException w:name="Table Web 1" w:semiHidden="1" w:unhideWhenUsed="1"/>
     <w:lsdException w:name="Table Web 2" w:semiHidden="1" w:unhideWhenUsed="1"/>
-    <w:lsdException w:name="Table Web 3" w:semiHidden="1" w:unhideWhenUsed="1"/>
     <w:lsdException w:name="Balloon Text" w:semiHidden="1" w:unhideWhenUsed="1"/>
     <w:lsdException w:name="Table Grid" w:uiPriority="39"/>
     <w:lsdException w:name="Table Theme" w:semiHidden="1" w:unhideWhenUsed="1"/>
@@ -5269,6 +5287,10 @@
     <w:lsdException w:name="List Table 5 Dark Accent 6" w:uiPriority="50"/>
     <w:lsdException w:name="List Table 6 Colorful Accent 6" w:uiPriority="51"/>
     <w:lsdException w:name="List Table 7 Colorful Accent 6" w:uiPriority="52"/>
+    <w:lsdException w:name="Mention" w:semiHidden="1" w:unhideWhenUsed="1"/>
+    <w:lsdException w:name="Smart Hyperlink" w:semiHidden="1" w:unhideWhenUsed="1"/>
+    <w:lsdException w:name="Hashtag" w:semiHidden="1" w:unhideWhenUsed="1"/>
+    <w:lsdException w:name="Unresolved Mention" w:semiHidden="1" w:unhideWhenUsed="1"/>
   </w:latentStyles>
   <w:style w:type="paragraph" w:default="1" w:styleId="a">
     <w:name w:val="Normal"/>
@@ -5680,7 +5702,7 @@
 </file>
 
 <file path=customXml/itemProps1.xml><?xml version="1.0" encoding="utf-8"?>
-<ds:datastoreItem xmlns:ds="http://schemas.openxmlformats.org/officeDocument/2006/customXml" ds:itemID="{03D4DF66-02F0-4702-9DA9-A3C87FC63079}">
+<ds:datastoreItem xmlns:ds="http://schemas.openxmlformats.org/officeDocument/2006/customXml" ds:itemID="{8C344EEA-F2B1-49A4-942B-C035EA49B970}">
   <ds:schemaRefs>
     <ds:schemaRef ds:uri="http://schemas.openxmlformats.org/officeDocument/2006/bibliography"/>
   </ds:schemaRefs>
